--- a/03-peft-framework/experiments/quant_lab/README.docx
+++ b/03-peft-framework/experiments/quant_lab/README.docx
@@ -12,7 +12,7 @@
           <w:rFonts w:ascii="Times New Roman" w:hAnsi="Times New Roman" w:eastAsia="微软雅黑"/>
           <w:b/>
           <w:i w:val="0"/>
-          <w:color w:val="1F3964"/>
+          <w:color w:val="4E7EBA"/>
           <w:sz w:val="40"/>
         </w:rPr>
         <w:t>量化推理对照：bf16 vs NF4-4bit（体积 / 困惑度 / 延迟实测）</w:t>
@@ -96,7 +96,7 @@
           <w:rFonts w:ascii="Times New Roman" w:hAnsi="Times New Roman" w:eastAsia="微软雅黑"/>
           <w:b/>
           <w:i w:val="0"/>
-          <w:color w:val="1F3964"/>
+          <w:color w:val="4E7EBA"/>
           <w:sz w:val="32"/>
         </w:rPr>
         <w:t>1. 实验要回答的问题</w:t>
@@ -208,7 +208,7 @@
           <w:rFonts w:ascii="Times New Roman" w:hAnsi="Times New Roman" w:eastAsia="微软雅黑"/>
           <w:b/>
           <w:i w:val="0"/>
-          <w:color w:val="1F3964"/>
+          <w:color w:val="4E7EBA"/>
           <w:sz w:val="32"/>
         </w:rPr>
         <w:t>2. 测量口径（保证两种精度可比）</w:t>
@@ -657,7 +657,7 @@
           <w:rFonts w:ascii="Times New Roman" w:hAnsi="Times New Roman" w:eastAsia="微软雅黑"/>
           <w:b/>
           <w:i w:val="0"/>
-          <w:color w:val="1F3964"/>
+          <w:color w:val="4E7EBA"/>
           <w:sz w:val="32"/>
         </w:rPr>
         <w:t>3. 目录结构</w:t>
@@ -755,7 +755,7 @@
           <w:rFonts w:ascii="Times New Roman" w:hAnsi="Times New Roman" w:eastAsia="微软雅黑"/>
           <w:b/>
           <w:i w:val="0"/>
-          <w:color w:val="1F3964"/>
+          <w:color w:val="4E7EBA"/>
           <w:sz w:val="32"/>
         </w:rPr>
         <w:t>4. 复现步骤</w:t>
@@ -828,7 +828,7 @@
           <w:rFonts w:ascii="Times New Roman" w:hAnsi="Times New Roman" w:eastAsia="微软雅黑"/>
           <w:b/>
           <w:i w:val="0"/>
-          <w:color w:val="1F3964"/>
+          <w:color w:val="4E7EBA"/>
           <w:sz w:val="32"/>
         </w:rPr>
         <w:t>5. 实测结果（RTX 3080 Ti 12G，Qwen2.5-0.5B）</w:t>
@@ -1278,7 +1278,7 @@
           <w:rFonts w:ascii="Times New Roman" w:hAnsi="Times New Roman" w:eastAsia="微软雅黑"/>
           <w:b/>
           <w:i w:val="0"/>
-          <w:color w:val="1F3964"/>
+          <w:color w:val="4E7EBA"/>
           <w:sz w:val="32"/>
         </w:rPr>
         <w:t>6. 结果怎么读</w:t>
@@ -1429,7 +1429,7 @@
           <w:rFonts w:ascii="Times New Roman" w:hAnsi="Times New Roman" w:eastAsia="微软雅黑"/>
           <w:b/>
           <w:i w:val="0"/>
-          <w:color w:val="1F3964"/>
+          <w:color w:val="4E7EBA"/>
           <w:sz w:val="32"/>
         </w:rPr>
         <w:t>7. 注意点与踩坑</w:t>
@@ -1645,7 +1645,7 @@
           <w:rFonts w:ascii="Times New Roman" w:hAnsi="Times New Roman" w:eastAsia="微软雅黑"/>
           <w:b/>
           <w:i w:val="0"/>
-          <w:color w:val="1F3964"/>
+          <w:color w:val="4E7EBA"/>
           <w:sz w:val="32"/>
         </w:rPr>
         <w:t>8. 局限性（如何正确看待这些数字）</w:t>
@@ -2245,7 +2245,7 @@
       <w:rFonts w:asciiTheme="majorHAnsi" w:eastAsiaTheme="majorEastAsia" w:hAnsiTheme="majorHAnsi" w:cstheme="majorBidi" w:eastAsia="微软雅黑"/>
       <w:b/>
       <w:bCs/>
-      <w:color w:val="365F91" w:themeColor="accent1" w:themeShade="BF"/>
+      <w:color w:val="4E7EBA"/>
       <w:sz w:val="28"/>
       <w:szCs w:val="28"/>
     </w:rPr>
@@ -2269,7 +2269,7 @@
       <w:rFonts w:asciiTheme="majorHAnsi" w:eastAsiaTheme="majorEastAsia" w:hAnsiTheme="majorHAnsi" w:cstheme="majorBidi" w:eastAsia="微软雅黑"/>
       <w:b/>
       <w:bCs/>
-      <w:color w:val="4F81BD" w:themeColor="accent1"/>
+      <w:color w:val="4E7EBA"/>
       <w:sz w:val="26"/>
       <w:szCs w:val="26"/>
     </w:rPr>
@@ -2293,7 +2293,7 @@
       <w:rFonts w:asciiTheme="majorHAnsi" w:eastAsiaTheme="majorEastAsia" w:hAnsiTheme="majorHAnsi" w:cstheme="majorBidi" w:eastAsia="微软雅黑"/>
       <w:b/>
       <w:bCs/>
-      <w:color w:val="4F81BD" w:themeColor="accent1"/>
+      <w:color w:val="4E7EBA"/>
     </w:rPr>
   </w:style>
   <w:style w:type="paragraph" w:styleId="Heading4">
@@ -2318,7 +2318,7 @@
       <w:bCs/>
       <w:i/>
       <w:iCs/>
-      <w:color w:val="4F81BD" w:themeColor="accent1"/>
+      <w:color w:val="4E7EBA"/>
     </w:rPr>
   </w:style>
   <w:style w:type="paragraph" w:styleId="Heading5">
